--- a/lessons/7-4-group1/homework.docx
+++ b/lessons/7-4-group1/homework.docx
@@ -353,7 +353,7 @@
         <w:t xml:space="preserve">Order (Ordenar)</w:t>
       </w:r>
       <w:r>
-        <w:t xml:space="preserve"> — To put numbers in order, smallest to biggest or biggest to smallest.</w:t>
+        <w:t xml:space="preserve"> — To arrange numbers by size, from least to greatest or greatest to least.</w:t>
       </w:r>
     </w:p>
     <w:p>
